--- a/RESUME.docx
+++ b/RESUME.docx
@@ -78,7 +78,7 @@
     <w:p>
       <w:r>
         <w:pict w14:anchorId="795DD8D9">
-          <v:rect id="_x0000_i1061" style="width:0;height:.75pt" o:hralign="center" o:hrstd="t" o:hr="t" fillcolor="#a0a0a0" stroked="f"/>
+          <v:rect id="_x0000_i1025" style="width:0;height:.75pt" o:hralign="center" o:hrstd="t" o:hr="t" fillcolor="#a0a0a0" stroked="f"/>
         </w:pict>
       </w:r>
     </w:p>
@@ -105,7 +105,7 @@
     <w:p>
       <w:r>
         <w:pict w14:anchorId="2054EEBA">
-          <v:rect id="_x0000_i1062" style="width:0;height:.75pt" o:hralign="center" o:hrstd="t" o:hr="t" fillcolor="#a0a0a0" stroked="f"/>
+          <v:rect id="_x0000_i1026" style="width:0;height:.75pt" o:hralign="center" o:hrstd="t" o:hr="t" fillcolor="#a0a0a0" stroked="f"/>
         </w:pict>
       </w:r>
     </w:p>
@@ -304,7 +304,7 @@
     <w:p>
       <w:r>
         <w:pict w14:anchorId="75570CA4">
-          <v:rect id="_x0000_i1063" style="width:0;height:.75pt" o:hralign="center" o:hrstd="t" o:hr="t" fillcolor="#a0a0a0" stroked="f"/>
+          <v:rect id="_x0000_i1027" style="width:0;height:.75pt" o:hralign="center" o:hrstd="t" o:hr="t" fillcolor="#a0a0a0" stroked="f"/>
         </w:pict>
       </w:r>
     </w:p>
@@ -602,7 +602,7 @@
     <w:p>
       <w:r>
         <w:pict w14:anchorId="278CDCD3">
-          <v:rect id="_x0000_i1064" style="width:0;height:.75pt" o:hralign="center" o:hrstd="t" o:hr="t" fillcolor="#a0a0a0" stroked="f"/>
+          <v:rect id="_x0000_i1028" style="width:0;height:.75pt" o:hralign="center" o:hrstd="t" o:hr="t" fillcolor="#a0a0a0" stroked="f"/>
         </w:pict>
       </w:r>
     </w:p>
@@ -680,7 +680,7 @@
     <w:p>
       <w:r>
         <w:pict w14:anchorId="62005E32">
-          <v:rect id="_x0000_i1065" style="width:0;height:.75pt" o:hralign="center" o:hrstd="t" o:hr="t" fillcolor="#a0a0a0" stroked="f"/>
+          <v:rect id="_x0000_i1029" style="width:0;height:.75pt" o:hralign="center" o:hrstd="t" o:hr="t" fillcolor="#a0a0a0" stroked="f"/>
         </w:pict>
       </w:r>
     </w:p>
@@ -814,7 +814,7 @@
     <w:p>
       <w:r>
         <w:pict w14:anchorId="432A924F">
-          <v:rect id="_x0000_i1066" style="width:0;height:.75pt" o:hralign="center" o:hrstd="t" o:hr="t" fillcolor="#a0a0a0" stroked="f"/>
+          <v:rect id="_x0000_i1030" style="width:0;height:.75pt" o:hralign="center" o:hrstd="t" o:hr="t" fillcolor="#a0a0a0" stroked="f"/>
         </w:pict>
       </w:r>
     </w:p>
@@ -869,43 +869,56 @@
           <w:rPr>
             <w:rStyle w:val="Hyperlink"/>
           </w:rPr>
-          <w:t>https://drive.google.com/file/d/1dYRl7n8-Zv6dbeuz</w:t>
+          <w:t>https://drive.google.com/file/d/1dYRl7n8-Zv6dbeuzLCBDO741cH-PYpQQ/view</w:t>
         </w:r>
+      </w:hyperlink>
+    </w:p>
+    <w:p>
+      <w:r>
+        <w:pict w14:anchorId="68942DFF">
+          <v:rect id="_x0000_i1031" style="width:0;height:.75pt" o:hralign="center" o:hrstd="t" o:hr="t" fillcolor="#a0a0a0" stroked="f"/>
+        </w:pict>
+      </w:r>
+    </w:p>
+    <w:p>
+      <w:pPr>
+        <w:rPr>
+          <w:b/>
+          <w:bCs/>
+        </w:rPr>
+      </w:pPr>
+      <w:r>
+        <w:rPr>
+          <w:b/>
+          <w:bCs/>
+        </w:rPr>
+        <w:t>Portfolio Website:</w:t>
+      </w:r>
+    </w:p>
+    <w:p>
+      <w:pPr>
+        <w:rPr>
+          <w:b/>
+          <w:bCs/>
+        </w:rPr>
+      </w:pPr>
+      <w:r>
+        <w:rPr>
+          <w:b/>
+          <w:bCs/>
+        </w:rPr>
+        <w:tab/>
+      </w:r>
+      <w:hyperlink r:id="rId7" w:history="1">
         <w:r>
           <w:rPr>
             <w:rStyle w:val="Hyperlink"/>
+            <w:b/>
+            <w:bCs/>
           </w:rPr>
-          <w:t>L</w:t>
-        </w:r>
-        <w:r>
-          <w:rPr>
-            <w:rStyle w:val="Hyperlink"/>
-          </w:rPr>
-          <w:t>CBDO741cH-PYpQQ/view</w:t>
+          <w:t>https://radha-krishna-19.github.io/My-Portfolio/</w:t>
         </w:r>
       </w:hyperlink>
-    </w:p>
-    <w:p>
-      <w:r>
-        <w:pict w14:anchorId="68942DFF">
-          <v:rect id="_x0000_i1073" style="width:0;height:.75pt" o:hralign="center" o:hrstd="t" o:hr="t" fillcolor="#a0a0a0" stroked="f"/>
-        </w:pict>
-      </w:r>
-    </w:p>
-    <w:p>
-      <w:pPr>
-        <w:rPr>
-          <w:b/>
-          <w:bCs/>
-        </w:rPr>
-      </w:pPr>
-      <w:r>
-        <w:rPr>
-          <w:b/>
-          <w:bCs/>
-        </w:rPr>
-        <w:t>Portfolio Website:</w:t>
-      </w:r>
     </w:p>
     <w:p>
       <w:pPr>

--- a/RESUME.docx
+++ b/RESUME.docx
@@ -78,7 +78,7 @@
     <w:p>
       <w:r>
         <w:pict w14:anchorId="795DD8D9">
-          <v:rect id="_x0000_i1025" style="width:0;height:.75pt" o:hralign="center" o:hrstd="t" o:hr="t" fillcolor="#a0a0a0" stroked="f"/>
+          <v:rect id="_x0000_i1061" style="width:0;height:.75pt" o:hralign="center" o:hrstd="t" o:hr="t" fillcolor="#a0a0a0" stroked="f"/>
         </w:pict>
       </w:r>
     </w:p>
@@ -105,7 +105,7 @@
     <w:p>
       <w:r>
         <w:pict w14:anchorId="2054EEBA">
-          <v:rect id="_x0000_i1026" style="width:0;height:.75pt" o:hralign="center" o:hrstd="t" o:hr="t" fillcolor="#a0a0a0" stroked="f"/>
+          <v:rect id="_x0000_i1062" style="width:0;height:.75pt" o:hralign="center" o:hrstd="t" o:hr="t" fillcolor="#a0a0a0" stroked="f"/>
         </w:pict>
       </w:r>
     </w:p>
@@ -304,7 +304,7 @@
     <w:p>
       <w:r>
         <w:pict w14:anchorId="75570CA4">
-          <v:rect id="_x0000_i1027" style="width:0;height:.75pt" o:hralign="center" o:hrstd="t" o:hr="t" fillcolor="#a0a0a0" stroked="f"/>
+          <v:rect id="_x0000_i1063" style="width:0;height:.75pt" o:hralign="center" o:hrstd="t" o:hr="t" fillcolor="#a0a0a0" stroked="f"/>
         </w:pict>
       </w:r>
     </w:p>
@@ -602,7 +602,7 @@
     <w:p>
       <w:r>
         <w:pict w14:anchorId="278CDCD3">
-          <v:rect id="_x0000_i1028" style="width:0;height:.75pt" o:hralign="center" o:hrstd="t" o:hr="t" fillcolor="#a0a0a0" stroked="f"/>
+          <v:rect id="_x0000_i1064" style="width:0;height:.75pt" o:hralign="center" o:hrstd="t" o:hr="t" fillcolor="#a0a0a0" stroked="f"/>
         </w:pict>
       </w:r>
     </w:p>
@@ -680,7 +680,7 @@
     <w:p>
       <w:r>
         <w:pict w14:anchorId="62005E32">
-          <v:rect id="_x0000_i1029" style="width:0;height:.75pt" o:hralign="center" o:hrstd="t" o:hr="t" fillcolor="#a0a0a0" stroked="f"/>
+          <v:rect id="_x0000_i1065" style="width:0;height:.75pt" o:hralign="center" o:hrstd="t" o:hr="t" fillcolor="#a0a0a0" stroked="f"/>
         </w:pict>
       </w:r>
     </w:p>
@@ -814,7 +814,7 @@
     <w:p>
       <w:r>
         <w:pict w14:anchorId="432A924F">
-          <v:rect id="_x0000_i1030" style="width:0;height:.75pt" o:hralign="center" o:hrstd="t" o:hr="t" fillcolor="#a0a0a0" stroked="f"/>
+          <v:rect id="_x0000_i1066" style="width:0;height:.75pt" o:hralign="center" o:hrstd="t" o:hr="t" fillcolor="#a0a0a0" stroked="f"/>
         </w:pict>
       </w:r>
     </w:p>
@@ -869,14 +869,26 @@
           <w:rPr>
             <w:rStyle w:val="Hyperlink"/>
           </w:rPr>
-          <w:t>https://drive.google.com/file/d/1dYRl7n8-Zv6dbeuzLCBDO741cH-PYpQQ/view</w:t>
+          <w:t>https://drive.google.com/file/d/1dYRl7n8-Zv6dbeuz</w:t>
+        </w:r>
+        <w:r>
+          <w:rPr>
+            <w:rStyle w:val="Hyperlink"/>
+          </w:rPr>
+          <w:t>L</w:t>
+        </w:r>
+        <w:r>
+          <w:rPr>
+            <w:rStyle w:val="Hyperlink"/>
+          </w:rPr>
+          <w:t>CBDO741cH-PYpQQ/view</w:t>
         </w:r>
       </w:hyperlink>
     </w:p>
     <w:p>
       <w:r>
         <w:pict w14:anchorId="68942DFF">
-          <v:rect id="_x0000_i1031" style="width:0;height:.75pt" o:hralign="center" o:hrstd="t" o:hr="t" fillcolor="#a0a0a0" stroked="f"/>
+          <v:rect id="_x0000_i1073" style="width:0;height:.75pt" o:hralign="center" o:hrstd="t" o:hr="t" fillcolor="#a0a0a0" stroked="f"/>
         </w:pict>
       </w:r>
     </w:p>
@@ -894,21 +906,22 @@
         </w:rPr>
         <w:t>Portfolio Website:</w:t>
       </w:r>
-    </w:p>
-    <w:p>
-      <w:pPr>
-        <w:rPr>
-          <w:b/>
-          <w:bCs/>
-        </w:rPr>
-      </w:pPr>
-      <w:r>
-        <w:rPr>
-          <w:b/>
-          <w:bCs/>
-        </w:rPr>
-        <w:tab/>
-      </w:r>
+      <w:r>
+        <w:rPr>
+          <w:b/>
+          <w:bCs/>
+        </w:rPr>
+        <w:t xml:space="preserve"> </w:t>
+      </w:r>
+    </w:p>
+    <w:p>
+      <w:pPr>
+        <w:ind w:firstLine="720"/>
+        <w:rPr>
+          <w:b/>
+          <w:bCs/>
+        </w:rPr>
+      </w:pPr>
       <w:hyperlink r:id="rId7" w:history="1">
         <w:r>
           <w:rPr>
